--- a/Wedding_RSVP_App_Plan.docx
+++ b/Wedding_RSVP_App_Plan.docx
@@ -108,7 +108,7 @@
           <w:sz w:val="21"/>
           <w:szCs w:val="21"/>
         </w:rPr>
-        <w:t xml:space="preserve">The app has one link that guests tap from a WhatsApp message or a physical invite's QR code. Before the wedding, it's a beautiful digital invite that collects RSVPs — per family, per event, with dietary needs and plus-ones. The moment a guest RSVPs, that same link quietly turns into their personal guide for the wedding itself: today's dress code, how far the venue is, and a way to send you two a private voice note or photo. One app, two jobs, zero extra downloads — it installs to the home screen like a native app (a "PWA"), so it works even on a spotty hotel Wi-Fi.</w:t>
+        <w:t xml:space="preserve">There are three links in total — one for the full wedding, one for the wedding day only, one for reception only — sent by you two over WhatsApp into the right family or group chat: “Bride &amp; Groom invite you to their wedding. Tap to RSVP.” Whoever opens it (often a younger relative, not the elder actually being invited) verifies with a quick phone OTP and RSVPs for their whole party in under 30 seconds — no account to create, no guest list to pre-load. The moment they RSVP, that same link quietly turns into their personal guide for the wedding itself: today's dress code, how far the venue is, and a way to send you two a private voice note or photo. One app, two jobs, zero extra downloads — it installs to the home screen like a native app (a "PWA"), so it works even on a spotty hotel Wi-Fi.</w:t>
       </w:r>
     </w:p>
     <w:p>
@@ -280,7 +280,7 @@
           <w:sz w:val="21"/>
           <w:szCs w:val="21"/>
         </w:rPr>
-        <w:t xml:space="preserve">Designed to stay fast and simple whether the list is 150 people or 1,500.</w:t>
+        <w:t xml:space="preserve">Designed to stay fast and simple for a guest list of up to ~1,000.</w:t>
       </w:r>
     </w:p>
     <w:p>
@@ -308,7 +308,7 @@
           <w:sz w:val="21"/>
           <w:szCs w:val="21"/>
         </w:rPr>
-        <w:t xml:space="preserve">A UI that isn't English-only, for a guest list that spans generations and regions.</w:t>
+        <w:t xml:space="preserve">RSVP and UI available in English (default), Hindi, Kannada, and Odia — not just English-first.</w:t>
       </w:r>
     </w:p>
     <w:p>
@@ -435,43 +435,71 @@
           <w:sz w:val="21"/>
           <w:szCs w:val="21"/>
         </w:rPr>
-        <w:t xml:space="preserve">Digital invite landing page — </w:t>
-      </w:r>
-      <w:r>
-        <w:rPr>
-          <w:color w:val="222222"/>
-          <w:sz w:val="21"/>
-          <w:szCs w:val="21"/>
-        </w:rPr>
-        <w:t xml:space="preserve">Animated, on-brand welcome page with your story and the wedding dates.</w:t>
-      </w:r>
-    </w:p>
-    <w:p>
-      <w:pPr>
-        <w:pStyle w:val="ListParagraph"/>
-        <w:numPr>
-          <w:ilvl w:val="0"/>
-          <w:numId w:val="2"/>
-        </w:numPr>
-        <w:spacing w:after="100"/>
-      </w:pPr>
-      <w:r>
-        <w:rPr>
-          <w:b/>
-          <w:bCs/>
-          <w:color w:val="2B2352"/>
-          <w:sz w:val="21"/>
-          <w:szCs w:val="21"/>
-        </w:rPr>
-        <w:t xml:space="preserve">RSVP, family &amp; event-wise — </w:t>
-      </w:r>
-      <w:r>
-        <w:rPr>
-          <w:color w:val="222222"/>
-          <w:sz w:val="21"/>
-          <w:szCs w:val="21"/>
-        </w:rPr>
-        <w:t xml:space="preserve">One family/household responds once, choosing which of the events (Haldi/Mehendi/Sangeet/Wedding/Reception) each member will attend, plus dietary category and plus-ones.</w:t>
+        <w:t xml:space="preserve">Home page is the RSVP — </w:t>
+      </w:r>
+      <w:r>
+        <w:rPr>
+          <w:color w:val="222222"/>
+          <w:sz w:val="21"/>
+          <w:szCs w:val="21"/>
+        </w:rPr>
+        <w:t xml:space="preserve">A short animated welcome leads straight into the RSVP form — no separate landing step. Whichever of the three links a guest opens determines what they see.</w:t>
+      </w:r>
+    </w:p>
+    <w:p>
+      <w:pPr>
+        <w:pStyle w:val="ListParagraph"/>
+        <w:numPr>
+          <w:ilvl w:val="0"/>
+          <w:numId w:val="2"/>
+        </w:numPr>
+        <w:spacing w:after="100"/>
+      </w:pPr>
+      <w:r>
+        <w:rPr>
+          <w:b/>
+          <w:bCs/>
+          <w:color w:val="2B2352"/>
+          <w:sz w:val="21"/>
+          <w:szCs w:val="21"/>
+        </w:rPr>
+        <w:t xml:space="preserve">Three invite links — </w:t>
+      </w:r>
+      <w:r>
+        <w:rPr>
+          <w:color w:val="222222"/>
+          <w:sz w:val="21"/>
+          <w:szCs w:val="21"/>
+        </w:rPr>
+        <w:t xml:space="preserve">One link each for Full Wedding (all 5 events), Wedding Only, and Reception Only. The link a guest opens sets their timeline, dress code, and RSVP options — no per-guest setup required.</w:t>
+      </w:r>
+    </w:p>
+    <w:p>
+      <w:pPr>
+        <w:pStyle w:val="ListParagraph"/>
+        <w:numPr>
+          <w:ilvl w:val="0"/>
+          <w:numId w:val="2"/>
+        </w:numPr>
+        <w:spacing w:after="100"/>
+      </w:pPr>
+      <w:r>
+        <w:rPr>
+          <w:b/>
+          <w:bCs/>
+          <w:color w:val="2B2352"/>
+          <w:sz w:val="21"/>
+          <w:szCs w:val="21"/>
+        </w:rPr>
+        <w:t xml:space="preserve">RSVP as a party — </w:t>
+      </w:r>
+      <w:r>
+        <w:rPr>
+          <w:color w:val="222222"/>
+          <w:sz w:val="21"/>
+          <w:szCs w:val="21"/>
+        </w:rPr>
+        <w:t xml:space="preserve">Whoever opens the link verifies with a phone number and OTP, then lists everyone in their party by name with dietary needs. No guest list needs to be pre-loaded — the “family” is just whoever they group together.</w:t>
       </w:r>
     </w:p>
     <w:p>
@@ -499,7 +527,7 @@
           <w:sz w:val="21"/>
           <w:szCs w:val="21"/>
         </w:rPr>
-        <w:t xml:space="preserve">Every function listed with date, time, venue, and dress code, in one scrollable view.</w:t>
+        <w:t xml:space="preserve">Every function listed with date, time, venue, and dress code, in one scrollable view — filtered to whichever link the guest used.</w:t>
       </w:r>
     </w:p>
     <w:p>
@@ -547,15 +575,15 @@
           <w:sz w:val="21"/>
           <w:szCs w:val="21"/>
         </w:rPr>
-        <w:t xml:space="preserve">WhatsApp-first sharing — </w:t>
-      </w:r>
-      <w:r>
-        <w:rPr>
-          <w:color w:val="222222"/>
-          <w:sz w:val="21"/>
-          <w:szCs w:val="21"/>
-        </w:rPr>
-        <w:t xml:space="preserve">The invite link and RSVP reminders are formatted to share and preview well on WhatsApp.</w:t>
+        <w:t xml:space="preserve">Sending the links — </w:t>
+      </w:r>
+      <w:r>
+        <w:rPr>
+          <w:color w:val="222222"/>
+          <w:sz w:val="21"/>
+          <w:szCs w:val="21"/>
+        </w:rPr>
+        <w:t xml:space="preserve">Just three links to distribute. The couple pastes the right one into each family's WhatsApp chat or group — no per-guest link generation needed.</w:t>
       </w:r>
     </w:p>
     <w:p>
@@ -583,7 +611,7 @@
           <w:sz w:val="21"/>
           <w:szCs w:val="21"/>
         </w:rPr>
-        <w:t xml:space="preserve">UI available in more than one language for a guest list that isn't all English-first.</w:t>
+        <w:t xml:space="preserve">RSVP form and UI available in English (default), Hindi, Kannada, and Odia.</w:t>
       </w:r>
     </w:p>
     <w:p>
@@ -612,6 +640,34 @@
           <w:szCs w:val="21"/>
         </w:rPr>
         <w:t xml:space="preserve">Live view of who's RSVP'd, dietary breakdown, per-event headcounts, message inbox, poll results, and song requests — all in one place.</w:t>
+      </w:r>
+    </w:p>
+    <w:p>
+      <w:pPr>
+        <w:pStyle w:val="ListParagraph"/>
+        <w:numPr>
+          <w:ilvl w:val="0"/>
+          <w:numId w:val="2"/>
+        </w:numPr>
+        <w:spacing w:after="100"/>
+      </w:pPr>
+      <w:r>
+        <w:rPr>
+          <w:b/>
+          <w:bCs/>
+          <w:color w:val="2B2352"/>
+          <w:sz w:val="21"/>
+          <w:szCs w:val="21"/>
+        </w:rPr>
+        <w:t xml:space="preserve">Built-by credit — </w:t>
+      </w:r>
+      <w:r>
+        <w:rPr>
+          <w:color w:val="222222"/>
+          <w:sz w:val="21"/>
+          <w:szCs w:val="21"/>
+        </w:rPr>
+        <w:t xml:space="preserve">A discreet “Made by ARBriterrey” mark in the app's footer / about screen.</w:t>
       </w:r>
     </w:p>
     <w:p>
@@ -986,7 +1042,7 @@
                 <w:sz w:val="20"/>
                 <w:szCs w:val="20"/>
               </w:rPr>
-              <w:t xml:space="preserve">A feed guests can browse during the event (see open question below on whether this is guest-facing).</w:t>
+              <w:t xml:space="preserve">A dedicated album for each event (Haldi, Mehendi, Sangeet, Wedding, Reception). Both a shared feed and a private, couple-only upload mode will be built — you decide per event which one to switch on.</w:t>
             </w:r>
           </w:p>
         </w:tc>
@@ -1094,7 +1150,7 @@
                 <w:sz w:val="20"/>
                 <w:szCs w:val="20"/>
               </w:rPr>
-              <w:t xml:space="preserve">One tap to reach the wedding planner or a designated family coordinator.</w:t>
+              <w:t xml:space="preserve">One tap to reach the wedding planner or a designated coordinator. The couple, admin, or coordinator can add or update this number directly in the dashboard, any time.</w:t>
             </w:r>
           </w:p>
         </w:tc>
@@ -1131,7 +1187,7 @@
           <w:bCs/>
           <w:color w:val="6B2C4C"/>
         </w:rPr>
-        <w:t xml:space="preserve">Also Live During the Event</w:t>
+        <w:t xml:space="preserve">More From the Guest Companion</w:t>
       </w:r>
     </w:p>
     <w:p>
@@ -1146,7 +1202,7 @@
           <w:sz w:val="21"/>
           <w:szCs w:val="21"/>
         </w:rPr>
-        <w:t xml:space="preserve">Alongside the "Today" screen, these keep guests engaged once the functions are underway:</w:t>
+        <w:t xml:space="preserve">Alongside the "Today" screen, these round out the experience:</w:t>
       </w:r>
     </w:p>
     <w:p>
@@ -1202,7 +1258,7 @@
           <w:sz w:val="21"/>
           <w:szCs w:val="21"/>
         </w:rPr>
-        <w:t xml:space="preserve">Guests submit song requests on the spot that land directly in a shared playlist / dashboard your DJ can pull from.</w:t>
+        <w:t xml:space="preserve">Guests submit song ideas through the app ahead of time. Requests close before the Sangeet starts and are compiled into a ready set list for your DJ.</w:t>
       </w:r>
     </w:p>
     <w:p>
@@ -1419,7 +1475,7 @@
                 <w:sz w:val="20"/>
                 <w:szCs w:val="20"/>
               </w:rPr>
-              <w:t xml:space="preserve">Event timeline with dress code &amp; venue</w:t>
+              <w:t xml:space="preserve">Event timeline, all 5 functions, with dress code &amp; venue</w:t>
             </w:r>
           </w:p>
         </w:tc>
@@ -1500,7 +1556,7 @@
                 <w:sz w:val="20"/>
                 <w:szCs w:val="20"/>
               </w:rPr>
-              <w:t xml:space="preserve">Sangeet song requests to DJ</w:t>
+              <w:t xml:space="preserve">Sangeet song requests to DJ (submitted ahead, deadline before the event)</w:t>
             </w:r>
           </w:p>
         </w:tc>
@@ -1555,7 +1611,7 @@
                 <w:sz w:val="20"/>
                 <w:szCs w:val="20"/>
               </w:rPr>
-              <w:t xml:space="preserve">Shared photo album</w:t>
+              <w:t xml:space="preserve">Per-event photo albums (shared or private, couple's choice)</w:t>
             </w:r>
           </w:p>
         </w:tc>
@@ -1665,7 +1721,7 @@
                 <w:sz w:val="20"/>
                 <w:szCs w:val="20"/>
               </w:rPr>
-              <w:t xml:space="preserve">Multi-language support</w:t>
+              <w:t xml:space="preserve"/>
             </w:r>
           </w:p>
         </w:tc>
@@ -1695,6 +1751,61 @@
                 <w:szCs w:val="20"/>
               </w:rPr>
               <w:t xml:space="preserve">Offline caching of schedule, venue &amp; emergency contacts</w:t>
+            </w:r>
+          </w:p>
+        </w:tc>
+        <w:tc>
+          <w:tcPr>
+            <w:tcW w:type="dxa" w:w="4510"/>
+            <w:tcMar>
+              <w:top w:type="dxa" w:w="100"/>
+              <w:left w:type="dxa" w:w="120"/>
+              <w:bottom w:type="dxa" w:w="100"/>
+              <w:right w:type="dxa" w:w="120"/>
+            </w:tcMar>
+          </w:tcPr>
+          <w:p>
+            <w:pPr>
+              <w:jc w:val="left"/>
+            </w:pPr>
+            <w:r>
+              <w:rPr>
+                <w:b w:val="false"/>
+                <w:bCs w:val="false"/>
+                <w:color w:val="222222"/>
+                <w:sz w:val="20"/>
+                <w:szCs w:val="20"/>
+              </w:rPr>
+              <w:t xml:space="preserve"/>
+            </w:r>
+          </w:p>
+        </w:tc>
+      </w:tr>
+      <w:tr>
+        <w:tc>
+          <w:tcPr>
+            <w:tcW w:type="dxa" w:w="4510"/>
+            <w:shd w:fill="FBF3E4" w:color="auto" w:val="clear"/>
+            <w:tcMar>
+              <w:top w:type="dxa" w:w="100"/>
+              <w:left w:type="dxa" w:w="120"/>
+              <w:bottom w:type="dxa" w:w="100"/>
+              <w:right w:type="dxa" w:w="120"/>
+            </w:tcMar>
+          </w:tcPr>
+          <w:p>
+            <w:pPr>
+              <w:jc w:val="left"/>
+            </w:pPr>
+            <w:r>
+              <w:rPr>
+                <w:b w:val="false"/>
+                <w:bCs w:val="false"/>
+                <w:color w:val="222222"/>
+                <w:sz w:val="20"/>
+                <w:szCs w:val="20"/>
+              </w:rPr>
+              <w:t xml:space="preserve">RSVP &amp; UI in English, Hindi, Kannada, and Odia</w:t>
             </w:r>
           </w:p>
         </w:tc>
@@ -1740,7 +1851,7 @@
           <w:bCs/>
           <w:color w:val="2B2352"/>
         </w:rPr>
-        <w:t xml:space="preserve">Rough Timeline</w:t>
+        <w:t xml:space="preserve">Timeline — Targeting August 15</w:t>
       </w:r>
     </w:p>
     <w:p>
@@ -1755,119 +1866,147 @@
           <w:sz w:val="21"/>
           <w:szCs w:val="21"/>
         </w:rPr>
-        <w:t xml:space="preserve">Once we lock the wedding date, guest count, and number of events, a realistic build plan looks like this:</w:t>
-      </w:r>
-    </w:p>
-    <w:p>
-      <w:pPr>
-        <w:pStyle w:val="ListParagraph"/>
-        <w:numPr>
-          <w:ilvl w:val="0"/>
-          <w:numId w:val="2"/>
-        </w:numPr>
-        <w:spacing w:after="100"/>
-      </w:pPr>
-      <w:r>
-        <w:rPr>
-          <w:b/>
-          <w:bCs/>
-          <w:color w:val="2B2352"/>
-          <w:sz w:val="21"/>
-          <w:szCs w:val="21"/>
-        </w:rPr>
-        <w:t xml:space="preserve">Weeks 1–2 — </w:t>
-      </w:r>
-      <w:r>
-        <w:rPr>
-          <w:color w:val="222222"/>
-          <w:sz w:val="21"/>
-          <w:szCs w:val="21"/>
-        </w:rPr>
-        <w:t xml:space="preserve">Design pass (theme, colors, invite artwork) and data setup (events, venues, guest list structure).</w:t>
-      </w:r>
-    </w:p>
-    <w:p>
-      <w:pPr>
-        <w:pStyle w:val="ListParagraph"/>
-        <w:numPr>
-          <w:ilvl w:val="0"/>
-          <w:numId w:val="2"/>
-        </w:numPr>
-        <w:spacing w:after="100"/>
-      </w:pPr>
-      <w:r>
-        <w:rPr>
-          <w:b/>
-          <w:bCs/>
-          <w:color w:val="2B2352"/>
-          <w:sz w:val="21"/>
-          <w:szCs w:val="21"/>
-        </w:rPr>
-        <w:t xml:space="preserve">Weeks 3–5 — </w:t>
-      </w:r>
-      <w:r>
-        <w:rPr>
-          <w:color w:val="222222"/>
-          <w:sz w:val="21"/>
-          <w:szCs w:val="21"/>
-        </w:rPr>
-        <w:t xml:space="preserve">Build v1 — invite, RSVP flow, timeline, dashboard, PWA install, offline caching.</w:t>
-      </w:r>
-    </w:p>
-    <w:p>
-      <w:pPr>
-        <w:pStyle w:val="ListParagraph"/>
-        <w:numPr>
-          <w:ilvl w:val="0"/>
-          <w:numId w:val="2"/>
-        </w:numPr>
-        <w:spacing w:after="100"/>
-      </w:pPr>
-      <w:r>
-        <w:rPr>
-          <w:b/>
-          <w:bCs/>
-          <w:color w:val="2B2352"/>
-          <w:sz w:val="21"/>
-          <w:szCs w:val="21"/>
-        </w:rPr>
-        <w:t xml:space="preserve">Week 6 — </w:t>
-      </w:r>
-      <w:r>
-        <w:rPr>
-          <w:color w:val="222222"/>
-          <w:sz w:val="21"/>
-          <w:szCs w:val="21"/>
-        </w:rPr>
-        <w:t xml:space="preserve">Test with a small group of family/friends, fix issues, then send the real invite link.</w:t>
-      </w:r>
-    </w:p>
-    <w:p>
-      <w:pPr>
-        <w:pStyle w:val="ListParagraph"/>
-        <w:numPr>
-          <w:ilvl w:val="0"/>
-          <w:numId w:val="2"/>
-        </w:numPr>
-        <w:spacing w:after="100"/>
-      </w:pPr>
-      <w:r>
-        <w:rPr>
-          <w:b/>
-          <w:bCs/>
-          <w:color w:val="2B2352"/>
-          <w:sz w:val="21"/>
-          <w:szCs w:val="21"/>
-        </w:rPr>
-        <w:t xml:space="preserve">Remaining weeks before the wedding — </w:t>
-      </w:r>
-      <w:r>
-        <w:rPr>
-          <w:color w:val="222222"/>
-          <w:sz w:val="21"/>
-          <w:szCs w:val="21"/>
-        </w:rPr>
-        <w:t xml:space="preserve">Layer in v2 features (memories, polls, DJ requests, photo album, chat) as time allows.</w:t>
+        <w:t xml:space="preserve">The invite link needs to go out August 15, which gives roughly ten days to get v1 live. That's a tight window, so v1 is deliberately lean: the invite, RSVP, timeline, dashboard, and "Today" screen. Everything in the v2 column above gets layered in afterward, once the final wedding date is locked and there's runway before the actual functions begin.</w:t>
+      </w:r>
+    </w:p>
+    <w:p>
+      <w:pPr>
+        <w:pStyle w:val="ListParagraph"/>
+        <w:numPr>
+          <w:ilvl w:val="0"/>
+          <w:numId w:val="2"/>
+        </w:numPr>
+        <w:spacing w:after="100"/>
+      </w:pPr>
+      <w:r>
+        <w:rPr>
+          <w:b/>
+          <w:bCs/>
+          <w:color w:val="2B2352"/>
+          <w:sz w:val="21"/>
+          <w:szCs w:val="21"/>
+        </w:rPr>
+        <w:t xml:space="preserve">Days 1–3 — </w:t>
+      </w:r>
+      <w:r>
+        <w:rPr>
+          <w:color w:val="222222"/>
+          <w:sz w:val="21"/>
+          <w:szCs w:val="21"/>
+        </w:rPr>
+        <w:t xml:space="preserve">Lock the beach/destination design direction, set up events (Haldi, Mehendi, Sangeet, Wedding, Reception) and venues with placeholder dates, build the invite page and RSVP flow in all 4 languages.</w:t>
+      </w:r>
+    </w:p>
+    <w:p>
+      <w:pPr>
+        <w:pStyle w:val="ListParagraph"/>
+        <w:numPr>
+          <w:ilvl w:val="0"/>
+          <w:numId w:val="2"/>
+        </w:numPr>
+        <w:spacing w:after="100"/>
+      </w:pPr>
+      <w:r>
+        <w:rPr>
+          <w:b/>
+          <w:bCs/>
+          <w:color w:val="2B2352"/>
+          <w:sz w:val="21"/>
+          <w:szCs w:val="21"/>
+        </w:rPr>
+        <w:t xml:space="preserve">Days 4–7 — </w:t>
+      </w:r>
+      <w:r>
+        <w:rPr>
+          <w:color w:val="222222"/>
+          <w:sz w:val="21"/>
+          <w:szCs w:val="21"/>
+        </w:rPr>
+        <w:t xml:space="preserve">Build the timeline view, dashboard, PWA install, offline caching, and the "Today" guest-companion screen.</w:t>
+      </w:r>
+    </w:p>
+    <w:p>
+      <w:pPr>
+        <w:pStyle w:val="ListParagraph"/>
+        <w:numPr>
+          <w:ilvl w:val="0"/>
+          <w:numId w:val="2"/>
+        </w:numPr>
+        <w:spacing w:after="100"/>
+      </w:pPr>
+      <w:r>
+        <w:rPr>
+          <w:b/>
+          <w:bCs/>
+          <w:color w:val="2B2352"/>
+          <w:sz w:val="21"/>
+          <w:szCs w:val="21"/>
+        </w:rPr>
+        <w:t xml:space="preserve">Days 8–9 — </w:t>
+      </w:r>
+      <w:r>
+        <w:rPr>
+          <w:color w:val="222222"/>
+          <w:sz w:val="21"/>
+          <w:szCs w:val="21"/>
+        </w:rPr>
+        <w:t xml:space="preserve">Test end-to-end with a small group, fix issues.</w:t>
+      </w:r>
+    </w:p>
+    <w:p>
+      <w:pPr>
+        <w:pStyle w:val="ListParagraph"/>
+        <w:numPr>
+          <w:ilvl w:val="0"/>
+          <w:numId w:val="2"/>
+        </w:numPr>
+        <w:spacing w:after="100"/>
+      </w:pPr>
+      <w:r>
+        <w:rPr>
+          <w:b/>
+          <w:bCs/>
+          <w:color w:val="2B2352"/>
+          <w:sz w:val="21"/>
+          <w:szCs w:val="21"/>
+        </w:rPr>
+        <w:t xml:space="preserve">August 15 — </w:t>
+      </w:r>
+      <w:r>
+        <w:rPr>
+          <w:color w:val="222222"/>
+          <w:sz w:val="21"/>
+          <w:szCs w:val="21"/>
+        </w:rPr>
+        <w:t xml:space="preserve">Send the invite link to guests.</w:t>
+      </w:r>
+    </w:p>
+    <w:p>
+      <w:pPr>
+        <w:pStyle w:val="ListParagraph"/>
+        <w:numPr>
+          <w:ilvl w:val="0"/>
+          <w:numId w:val="2"/>
+        </w:numPr>
+        <w:spacing w:after="100"/>
+      </w:pPr>
+      <w:r>
+        <w:rPr>
+          <w:b/>
+          <w:bCs/>
+          <w:color w:val="2B2352"/>
+          <w:sz w:val="21"/>
+          <w:szCs w:val="21"/>
+        </w:rPr>
+        <w:t xml:space="preserve">Between now and the wedding — </w:t>
+      </w:r>
+      <w:r>
+        <w:rPr>
+          <w:color w:val="222222"/>
+          <w:sz w:val="21"/>
+          <w:szCs w:val="21"/>
+        </w:rPr>
+        <w:t xml:space="preserve">Layer in v2 — digital memories, live polls, DJ song requests, per-event photo albums, and chat — once the final date is set.</w:t>
       </w:r>
     </w:p>
     <w:p>
@@ -1912,7 +2051,7 @@
           <w:bCs/>
           <w:color w:val="2B2352"/>
         </w:rPr>
-        <w:t xml:space="preserve">Decisions We Need From You Two</w:t>
+        <w:t xml:space="preserve">Visual Design Direction</w:t>
       </w:r>
     </w:p>
     <w:p>
@@ -1927,167 +2066,29 @@
           <w:sz w:val="21"/>
           <w:szCs w:val="21"/>
         </w:rPr>
-        <w:t xml:space="preserve">A few choices will shape how the app is built — the sooner we lock these, the smoother the build:</w:t>
-      </w:r>
-    </w:p>
-    <w:p>
-      <w:pPr>
-        <w:pStyle w:val="ListParagraph"/>
-        <w:numPr>
-          <w:ilvl w:val="0"/>
-          <w:numId w:val="2"/>
-        </w:numPr>
-        <w:spacing w:after="100"/>
-      </w:pPr>
-      <w:r>
-        <w:rPr>
-          <w:b w:val="false"/>
-          <w:bCs w:val="false"/>
-          <w:color w:val="222222"/>
-          <w:sz w:val="21"/>
-          <w:szCs w:val="21"/>
-        </w:rPr>
-        <w:t xml:space="preserve">Final dates and full list of events (Haldi, Mehendi, Sangeet, Wedding, Reception, others?) and their venues.</w:t>
-      </w:r>
-    </w:p>
-    <w:p>
-      <w:pPr>
-        <w:pStyle w:val="ListParagraph"/>
-        <w:numPr>
-          <w:ilvl w:val="0"/>
-          <w:numId w:val="2"/>
-        </w:numPr>
-        <w:spacing w:after="100"/>
-      </w:pPr>
-      <w:r>
-        <w:rPr>
-          <w:b w:val="false"/>
-          <w:bCs w:val="false"/>
-          <w:color w:val="222222"/>
-          <w:sz w:val="21"/>
-          <w:szCs w:val="21"/>
-        </w:rPr>
-        <w:t xml:space="preserve">Approximate guest count, and roughly how many are family units vs. individual invitees.</w:t>
-      </w:r>
-    </w:p>
-    <w:p>
-      <w:pPr>
-        <w:pStyle w:val="ListParagraph"/>
-        <w:numPr>
-          <w:ilvl w:val="0"/>
-          <w:numId w:val="2"/>
-        </w:numPr>
-        <w:spacing w:after="100"/>
-      </w:pPr>
-      <w:r>
-        <w:rPr>
-          <w:b w:val="false"/>
-          <w:bCs w:val="false"/>
-          <w:color w:val="222222"/>
-          <w:sz w:val="21"/>
-          <w:szCs w:val="21"/>
-        </w:rPr>
-        <w:t xml:space="preserve">Which languages the RSVP and invite should support.</w:t>
-      </w:r>
-    </w:p>
-    <w:p>
-      <w:pPr>
-        <w:pStyle w:val="ListParagraph"/>
-        <w:numPr>
-          <w:ilvl w:val="0"/>
-          <w:numId w:val="2"/>
-        </w:numPr>
-        <w:spacing w:after="100"/>
-      </w:pPr>
-      <w:r>
-        <w:rPr>
-          <w:b w:val="false"/>
-          <w:bCs w:val="false"/>
-          <w:color w:val="222222"/>
-          <w:sz w:val="21"/>
-          <w:szCs w:val="21"/>
-        </w:rPr>
-        <w:t xml:space="preserve">Should “Live photos” be a feed guests can browse, or should the photo album stay strictly private (guests upload, only you two view)?</w:t>
-      </w:r>
-    </w:p>
-    <w:p>
-      <w:pPr>
-        <w:pStyle w:val="ListParagraph"/>
-        <w:numPr>
-          <w:ilvl w:val="0"/>
-          <w:numId w:val="2"/>
-        </w:numPr>
-        <w:spacing w:after="100"/>
-      </w:pPr>
-      <w:r>
-        <w:rPr>
-          <w:b w:val="false"/>
-          <w:bCs w:val="false"/>
-          <w:color w:val="222222"/>
-          <w:sz w:val="21"/>
-          <w:szCs w:val="21"/>
-        </w:rPr>
-        <w:t xml:space="preserve">Who manages Sangeet song requests — is there a DJ/coordinator who should get direct access to that list?</w:t>
-      </w:r>
-    </w:p>
-    <w:p>
-      <w:pPr>
-        <w:pStyle w:val="ListParagraph"/>
-        <w:numPr>
-          <w:ilvl w:val="0"/>
-          <w:numId w:val="2"/>
-        </w:numPr>
-        <w:spacing w:after="100"/>
-      </w:pPr>
-      <w:r>
-        <w:rPr>
-          <w:b w:val="false"/>
-          <w:bCs w:val="false"/>
-          <w:color w:val="222222"/>
-          <w:sz w:val="21"/>
-          <w:szCs w:val="21"/>
-        </w:rPr>
-        <w:t xml:space="preserve">Do you already have a color palette / invite design, or should that be designed as part of this?</w:t>
-      </w:r>
-    </w:p>
-    <w:p>
-      <w:pPr>
-        <w:pStyle w:val="ListParagraph"/>
-        <w:numPr>
-          <w:ilvl w:val="0"/>
-          <w:numId w:val="2"/>
-        </w:numPr>
-        <w:spacing w:after="100"/>
-      </w:pPr>
-      <w:r>
-        <w:rPr>
-          <w:b w:val="false"/>
-          <w:bCs w:val="false"/>
-          <w:color w:val="222222"/>
-          <w:sz w:val="21"/>
-          <w:szCs w:val="21"/>
-        </w:rPr>
-        <w:t xml:space="preserve">Who should be listed as the emergency/day-of contact(s)?</w:t>
-      </w:r>
-    </w:p>
-    <w:p>
-      <w:pPr>
-        <w:pStyle w:val="ListParagraph"/>
-        <w:numPr>
-          <w:ilvl w:val="0"/>
-          <w:numId w:val="2"/>
-        </w:numPr>
-        <w:spacing w:after="100"/>
-      </w:pPr>
-      <w:r>
-        <w:rPr>
-          <w:b w:val="false"/>
-          <w:bCs w:val="false"/>
-          <w:color w:val="222222"/>
-          <w:sz w:val="21"/>
-          <w:szCs w:val="21"/>
-        </w:rPr>
-        <w:t xml:space="preserve">Target date to send the first invite link to guests.</w:t>
+        <w:t xml:space="preserve">No color palette exists yet — since it's a destination wedding on a beach, a beachy visual identity fits well. Rather than design this ourselves, here's a brief you (or a designer/AI tool) can use to produce the actual frames:</w:t>
+      </w:r>
+    </w:p>
+    <w:p>
+      <w:pPr>
+        <w:pBdr>
+          <w:top w:val="single" w:color="B8860B" w:sz="4" w:space="8"/>
+          <w:bottom w:val="single" w:color="B8860B" w:sz="4" w:space="8"/>
+          <w:left w:val="single" w:color="B8860B" w:sz="4" w:space="8"/>
+          <w:right w:val="single" w:color="B8860B" w:sz="4" w:space="8"/>
+        </w:pBdr>
+        <w:shd w:fill="FBF3E4" w:color="auto" w:val="clear"/>
+        <w:spacing w:after="160"/>
+      </w:pPr>
+      <w:r>
+        <w:rPr>
+          <w:i/>
+          <w:iCs/>
+          <w:color w:val="3A2F1C"/>
+          <w:sz w:val="20"/>
+          <w:szCs w:val="20"/>
+        </w:rPr>
+        <w:t xml:space="preserve">Design a mobile-first visual identity for a destination beach wedding app, covering five events — Haldi, Mehendi, Sangeet, Wedding, Reception. Palette: sun-bleached sand, ocean teal/turquoise, coral blush, warm gold accents, driftwood neutrals — avoid saturated primary colors. Typography: an elegant serif or calligraphic script for headlines (couple's names, event titles), paired with a clean, highly legible sans-serif for body text and UI. Motifs: subtle wave line-art, palm-leaf silhouettes, seashells, soft watercolor washes, scalloped edges evoking a shoreline — used as light accents, never busy backgrounds. Mood: relaxed, breezy, sun-lit, celebratory but not stiff or formal — golden-hour beach at sunset rather than a ballroom. UI application: light sand/off-white backgrounds, teal or coral accent buttons, soft rounded corners, gentle wave-shaped section dividers, subtle fade/parallax animations that evoke a tide. Deliverables: invite landing page, RSVP screens, event timeline, and the daily "Today" guest-companion screen.</w:t>
       </w:r>
     </w:p>
     <w:p>
@@ -2104,6 +2105,223 @@
           <w:bCs/>
           <w:color w:val="2B2352"/>
         </w:rPr>
+        <w:t xml:space="preserve">Confirmed Details</w:t>
+      </w:r>
+    </w:p>
+    <w:p>
+      <w:pPr>
+        <w:pStyle w:val="ListParagraph"/>
+        <w:numPr>
+          <w:ilvl w:val="0"/>
+          <w:numId w:val="2"/>
+        </w:numPr>
+        <w:spacing w:after="100"/>
+      </w:pPr>
+      <w:r>
+        <w:rPr>
+          <w:b w:val="false"/>
+          <w:bCs w:val="false"/>
+          <w:color w:val="222222"/>
+          <w:sz w:val="21"/>
+          <w:szCs w:val="21"/>
+        </w:rPr>
+        <w:t xml:space="preserve">Events — All 5 functions confirmed: Haldi, Mehendi, Sangeet, Wedding, Reception. Final calendar dates to follow.</w:t>
+      </w:r>
+    </w:p>
+    <w:p>
+      <w:pPr>
+        <w:pStyle w:val="ListParagraph"/>
+        <w:numPr>
+          <w:ilvl w:val="0"/>
+          <w:numId w:val="2"/>
+        </w:numPr>
+        <w:spacing w:after="100"/>
+      </w:pPr>
+      <w:r>
+        <w:rPr>
+          <w:b w:val="false"/>
+          <w:bCs w:val="false"/>
+          <w:color w:val="222222"/>
+          <w:sz w:val="21"/>
+          <w:szCs w:val="21"/>
+        </w:rPr>
+        <w:t xml:space="preserve">Guest count — Under 1,000.</w:t>
+      </w:r>
+    </w:p>
+    <w:p>
+      <w:pPr>
+        <w:pStyle w:val="ListParagraph"/>
+        <w:numPr>
+          <w:ilvl w:val="0"/>
+          <w:numId w:val="2"/>
+        </w:numPr>
+        <w:spacing w:after="100"/>
+      </w:pPr>
+      <w:r>
+        <w:rPr>
+          <w:b w:val="false"/>
+          <w:bCs w:val="false"/>
+          <w:color w:val="222222"/>
+          <w:sz w:val="21"/>
+          <w:szCs w:val="21"/>
+        </w:rPr>
+        <w:t xml:space="preserve">Languages — English (default), Hindi, Kannada, Odia.</w:t>
+      </w:r>
+    </w:p>
+    <w:p>
+      <w:pPr>
+        <w:pStyle w:val="ListParagraph"/>
+        <w:numPr>
+          <w:ilvl w:val="0"/>
+          <w:numId w:val="2"/>
+        </w:numPr>
+        <w:spacing w:after="100"/>
+      </w:pPr>
+      <w:r>
+        <w:rPr>
+          <w:b w:val="false"/>
+          <w:bCs w:val="false"/>
+          <w:color w:val="222222"/>
+          <w:sz w:val="21"/>
+          <w:szCs w:val="21"/>
+        </w:rPr>
+        <w:t xml:space="preserve">Photo albums — One album per event; both shared and private modes get built, and the couple chooses per event which mode is on.</w:t>
+      </w:r>
+    </w:p>
+    <w:p>
+      <w:pPr>
+        <w:pStyle w:val="ListParagraph"/>
+        <w:numPr>
+          <w:ilvl w:val="0"/>
+          <w:numId w:val="2"/>
+        </w:numPr>
+        <w:spacing w:after="100"/>
+      </w:pPr>
+      <w:r>
+        <w:rPr>
+          <w:b w:val="false"/>
+          <w:bCs w:val="false"/>
+          <w:color w:val="222222"/>
+          <w:sz w:val="21"/>
+          <w:szCs w:val="21"/>
+        </w:rPr>
+        <w:t xml:space="preserve">Invite distribution — Three shared links (Full Wedding, Wedding Only, Reception Only), sent manually via WhatsApp into the right chats. Access is fully open — anyone with a link can verify by phone OTP and RSVP; no pre-approved guest list or per-family setup required.</w:t>
+      </w:r>
+    </w:p>
+    <w:p>
+      <w:pPr>
+        <w:pStyle w:val="ListParagraph"/>
+        <w:numPr>
+          <w:ilvl w:val="0"/>
+          <w:numId w:val="2"/>
+        </w:numPr>
+        <w:spacing w:after="100"/>
+      </w:pPr>
+      <w:r>
+        <w:rPr>
+          <w:b w:val="false"/>
+          <w:bCs w:val="false"/>
+          <w:color w:val="222222"/>
+          <w:sz w:val="21"/>
+          <w:szCs w:val="21"/>
+        </w:rPr>
+        <w:t xml:space="preserve">Music requests — A DJ will manage the Sangeet playlist; all requests are submitted through the app ahead of time, with a cutoff before the event.</w:t>
+      </w:r>
+    </w:p>
+    <w:p>
+      <w:pPr>
+        <w:pStyle w:val="ListParagraph"/>
+        <w:numPr>
+          <w:ilvl w:val="0"/>
+          <w:numId w:val="2"/>
+        </w:numPr>
+        <w:spacing w:after="100"/>
+      </w:pPr>
+      <w:r>
+        <w:rPr>
+          <w:b w:val="false"/>
+          <w:bCs w:val="false"/>
+          <w:color w:val="222222"/>
+          <w:sz w:val="21"/>
+          <w:szCs w:val="21"/>
+        </w:rPr>
+        <w:t xml:space="preserve">Design — Destination beach wedding theme (see Visual Design Direction above); no existing palette, so this gets designed from scratch.</w:t>
+      </w:r>
+    </w:p>
+    <w:p>
+      <w:pPr>
+        <w:pStyle w:val="ListParagraph"/>
+        <w:numPr>
+          <w:ilvl w:val="0"/>
+          <w:numId w:val="2"/>
+        </w:numPr>
+        <w:spacing w:after="100"/>
+      </w:pPr>
+      <w:r>
+        <w:rPr>
+          <w:b w:val="false"/>
+          <w:bCs w:val="false"/>
+          <w:color w:val="222222"/>
+          <w:sz w:val="21"/>
+          <w:szCs w:val="21"/>
+        </w:rPr>
+        <w:t xml:space="preserve">Emergency contacts — Added and updated directly in the app by the couple, admin, or coordinator — not fixed in advance.</w:t>
+      </w:r>
+    </w:p>
+    <w:p>
+      <w:pPr>
+        <w:pStyle w:val="ListParagraph"/>
+        <w:numPr>
+          <w:ilvl w:val="0"/>
+          <w:numId w:val="2"/>
+        </w:numPr>
+        <w:spacing w:after="100"/>
+      </w:pPr>
+      <w:r>
+        <w:rPr>
+          <w:b w:val="false"/>
+          <w:bCs w:val="false"/>
+          <w:color w:val="222222"/>
+          <w:sz w:val="21"/>
+          <w:szCs w:val="21"/>
+        </w:rPr>
+        <w:t xml:space="preserve">Launch target — Invite link goes out to guests on August 15.</w:t>
+      </w:r>
+    </w:p>
+    <w:p>
+      <w:pPr>
+        <w:pStyle w:val="ListParagraph"/>
+        <w:numPr>
+          <w:ilvl w:val="0"/>
+          <w:numId w:val="2"/>
+        </w:numPr>
+        <w:spacing w:after="100"/>
+      </w:pPr>
+      <w:r>
+        <w:rPr>
+          <w:b w:val="false"/>
+          <w:bCs w:val="false"/>
+          <w:color w:val="222222"/>
+          <w:sz w:val="21"/>
+          <w:szCs w:val="21"/>
+        </w:rPr>
+        <w:t xml:space="preserve">Still open — Final wedding date (events and venues are locked; exact calendar dates to be added once confirmed).</w:t>
+      </w:r>
+    </w:p>
+    <w:p>
+      <w:pPr>
+        <w:pStyle w:val="Heading1"/>
+        <w:pBdr>
+          <w:bottom w:val="single" w:color="B8860B" w:sz="6" w:space="4"/>
+        </w:pBdr>
+        <w:spacing w:after="200" w:before="400"/>
+      </w:pPr>
+      <w:r>
+        <w:rPr>
+          <w:b/>
+          <w:bCs/>
+          <w:color w:val="2B2352"/>
+        </w:rPr>
         <w:t xml:space="preserve">Next Steps</w:t>
       </w:r>
     </w:p>
@@ -2119,7 +2337,7 @@
           <w:sz w:val="21"/>
           <w:szCs w:val="21"/>
         </w:rPr>
-        <w:t xml:space="preserve">Once you've weighed in on the questions above, we'll lock the v1 scope, get the guest list and event details loaded, and start on design. Happy to walk through this together whenever works for you.</w:t>
+        <w:t xml:space="preserve">With scope and dates locked, we start building toward the August 15 send. Tech stack and build approach to follow separately.</w:t>
       </w:r>
     </w:p>
     <w:sectPr>
